--- a/astro-site/public/dl/plan-negocio-parrillero-asador-eventos/catalogo-equipamiento-utensilios-menaje.docx
+++ b/astro-site/public/dl/plan-negocio-parrillero-asador-eventos/catalogo-equipamiento-utensilios-menaje.docx
@@ -30,7 +30,7 @@
           <w:color w:val="6B5E4D"/>
           <w:sz w:val="24"/>
         </w:rPr>
-        <w:t>15 piezas profesionales con SKU, precio y URL del proveedor. Tres escenarios de inversión (mínimo viable / estándar / premium). Validado contra GGM Gastro España, Brogas 1958, Tienda Biomasa, Texfire y Royal Catering en abril 2026.</w:t>
+        <w:t>15 piezas profesionales con SKU, precio y URL del proveedor. Tres escenarios de equipo de fuego y servicio (mínimo viable / estándar / premium). Precios orientativos consultados en abril de 2026 en GGM Gastro España, Brogas 1958, Tienda Biomasa, Texfire y Royal Catering.</w:t>
       </w:r>
     </w:p>
     <w:p/>
@@ -311,7 +311,7 @@
         <w:spacing w:after="160"/>
       </w:pPr>
       <w:r>
-        <w:t>Parrilla horizontal de 1,2 m con tres parrillas de hierro fundido inox AISI 430. Capacidad de 60-80 invitados con dos turnos. Diseño robusto para uso intensivo de hostelería profesional. Es la pieza central recomendada para arrancar un servicio itinerante de eventos en España.</w:t>
+        <w:t>Parrilla horizontal de 1,2 m con tres parrillas de acero inoxidable AISI 430. Capacidad de 60-80 invitados con dos turnos. Diseño robusto para uso intensivo de hostelería profesional. Es la pieza central recomendada para arrancar un servicio itinerante de eventos en España.</w:t>
       </w:r>
     </w:p>
     <w:p>
@@ -1581,7 +1581,7 @@
         <w:spacing w:after="160"/>
       </w:pPr>
       <w:r>
-        <w:t>Horno ahumador profesional 35-100 kg/4 h. Necesario si quieres ofrecer BBQ texano (brisket 8-12 h, pulled pork) como concepto premium. ROI claro a partir de 4-6 eventos BBQ a 70-90 €/pax.</w:t>
+        <w:t>Horno ahumador profesional 35-100 kg/4 h. Necesario si quieres ofrecer BBQ texano (brisket 8-12 h, pulled pork) como concepto premium. Se amortiza con los eventos de BBQ que vendas: calcúlalo con el plan financiero del kit.</w:t>
       </w:r>
     </w:p>
     <w:p>
@@ -2354,7 +2354,7 @@
         <w:spacing w:after="160"/>
       </w:pPr>
       <w:r>
-        <w:t>Tablas con código de colores alimentario obligatorio en APPCC (rojo carne cruda, azul pescado, verde verduras, amarillo aves, blanco lácteos, marrón carne cocida). Compra mínimo 4 tablas grandes.</w:t>
+        <w:t>Tablas con código de colores alimentario, recomendado en el APPCC (no es obligatorio por ley, pero evita contaminaciones cruzadas) (rojo carne cruda, azul pescado, verde verduras, amarillo aves, blanco lácteos, marrón carne cocida). Compra mínimo 4 tablas grandes.</w:t>
       </w:r>
     </w:p>
     <w:p>
@@ -3127,7 +3127,7 @@
         <w:spacing w:after="160"/>
       </w:pPr>
       <w:r>
-        <w:t>EPI obligatorio para trabajar con fuego abierto eventos. Cuero vacuno resistente al calor radiante + guantes ignífugos certificados EN15025 / ISO6942. Compra mínimo 1 set por persona del equipo.</w:t>
+        <w:t>EPI obligatorio para trabajar con fuego abierto eventos. Cuero vacuno resistente al calor radiante + guantes certificados EN 407 (riesgos térmicos). Compra mínimo 1 set por persona del equipo.</w:t>
       </w:r>
     </w:p>
     <w:p>
@@ -4530,7 +4530,7 @@
                 <w:color w:val="FFFFFF"/>
                 <w:sz w:val="20"/>
               </w:rPr>
-              <w:t>Inversión total</w:t>
+              <w:t>Equipo de fuego y servicio (la inversión total está en el plan financiero)</w:t>
             </w:r>
           </w:p>
         </w:tc>
@@ -4654,7 +4654,7 @@
                 <w:color w:val="1F1B16"/>
                 <w:sz w:val="20"/>
               </w:rPr>
-              <w:t>Mínimo viable + ahumador COMPER-M + asador estaca premium + 4 mesas + furgo adaptada + menaje básico propio + indumentaria 2 personas.</w:t>
+              <w:t>Mínimo viable + ahumador COMPER-M + asador estaca premium + 4 mesas + menaje básico propio + indumentaria 2 personas.</w:t>
             </w:r>
           </w:p>
         </w:tc>
@@ -4743,7 +4743,7 @@
                 <w:color w:val="1F1B16"/>
                 <w:sz w:val="20"/>
               </w:rPr>
-              <w:t>35.000-60.000 €</w:t>
+              <w:t>30.000-75.000 €</w:t>
             </w:r>
           </w:p>
         </w:tc>
@@ -4767,7 +4767,7 @@
       </w:tr>
     </w:tbl>
     <w:sectPr>
-      <w:pgSz w:w="12240" w:h="15840"/>
+      <w:pgSz w:w="11906" w:h="16838"/>
       <w:pgMar w:top="1247" w:right="1247" w:bottom="1247" w:left="1247" w:header="720" w:footer="720" w:gutter="0"/>
       <w:cols w:space="720"/>
       <w:docGrid w:linePitch="360"/>
